--- a/out/サキドリ研究_実施提案_たたき台.docx
+++ b/out/サキドリ研究_実施提案_たたき台.docx
@@ -773,11 +773,984 @@
     </w:p>
     <w:p>
       <w:pPr>
+        <w:pStyle w:val="Heading2"/>
+      </w:pPr>
+      <w:r>
+        <w:t>月ごとの授業時数（令和8年度・現状）</w:t>
+      </w:r>
+    </w:p>
+    <w:tbl>
+      <w:tblPr>
+        <w:tblStyle w:val="TableGrid"/>
+        <w:tblW w:type="auto" w:w="0"/>
+        <w:tblLook w:firstColumn="1" w:firstRow="1" w:lastColumn="0" w:lastRow="0" w:noHBand="0" w:noVBand="1" w:val="04A0"/>
+      </w:tblPr>
+      <w:tblGrid>
+        <w:gridCol w:w="1928"/>
+        <w:gridCol w:w="1928"/>
+        <w:gridCol w:w="1928"/>
+        <w:gridCol w:w="1928"/>
+        <w:gridCol w:w="1928"/>
+      </w:tblGrid>
+      <w:tr>
+        <w:tc>
+          <w:tcPr>
+            <w:tcW w:type="dxa" w:w="1701"/>
+            <w:shd w:val="clear" w:color="auto" w:fill="D9E2F3"/>
+          </w:tcPr>
+          <w:p>
+            <w:r/>
+            <w:r>
+              <w:rPr>
+                <w:b/>
+                <w:sz w:val="19"/>
+              </w:rPr>
+              <w:t>月</w:t>
+            </w:r>
+          </w:p>
+        </w:tc>
+        <w:tc>
+          <w:tcPr>
+            <w:tcW w:type="dxa" w:w="1701"/>
+            <w:shd w:val="clear" w:color="auto" w:fill="D9E2F3"/>
+          </w:tcPr>
+          <w:p>
+            <w:r/>
+            <w:r>
+              <w:rPr>
+                <w:b/>
+                <w:sz w:val="19"/>
+              </w:rPr>
+              <w:t>授業日数</w:t>
+            </w:r>
+          </w:p>
+        </w:tc>
+        <w:tc>
+          <w:tcPr>
+            <w:tcW w:type="dxa" w:w="2041"/>
+            <w:shd w:val="clear" w:color="auto" w:fill="D9E2F3"/>
+          </w:tcPr>
+          <w:p>
+            <w:r/>
+            <w:r>
+              <w:rPr>
+                <w:b/>
+                <w:sz w:val="19"/>
+              </w:rPr>
+              <w:t>1年</w:t>
+            </w:r>
+          </w:p>
+        </w:tc>
+        <w:tc>
+          <w:tcPr>
+            <w:tcW w:type="dxa" w:w="2041"/>
+            <w:shd w:val="clear" w:color="auto" w:fill="D9E2F3"/>
+          </w:tcPr>
+          <w:p>
+            <w:r/>
+            <w:r>
+              <w:rPr>
+                <w:b/>
+                <w:sz w:val="19"/>
+              </w:rPr>
+              <w:t>2年</w:t>
+            </w:r>
+          </w:p>
+        </w:tc>
+        <w:tc>
+          <w:tcPr>
+            <w:tcW w:type="dxa" w:w="2041"/>
+            <w:shd w:val="clear" w:color="auto" w:fill="D9E2F3"/>
+          </w:tcPr>
+          <w:p>
+            <w:r/>
+            <w:r>
+              <w:rPr>
+                <w:b/>
+                <w:sz w:val="19"/>
+              </w:rPr>
+              <w:t>3年</w:t>
+            </w:r>
+          </w:p>
+        </w:tc>
+      </w:tr>
+      <w:tr>
+        <w:tc>
+          <w:tcPr>
+            <w:tcW w:type="dxa" w:w="1701"/>
+          </w:tcPr>
+          <w:p>
+            <w:r/>
+            <w:r>
+              <w:rPr>
+                <w:sz w:val="19"/>
+              </w:rPr>
+              <w:t>4月</w:t>
+            </w:r>
+          </w:p>
+        </w:tc>
+        <w:tc>
+          <w:tcPr>
+            <w:tcW w:type="dxa" w:w="1701"/>
+          </w:tcPr>
+          <w:p>
+            <w:r/>
+            <w:r>
+              <w:rPr>
+                <w:sz w:val="19"/>
+              </w:rPr>
+              <w:t>18</w:t>
+            </w:r>
+          </w:p>
+        </w:tc>
+        <w:tc>
+          <w:tcPr>
+            <w:tcW w:type="dxa" w:w="2041"/>
+          </w:tcPr>
+          <w:p>
+            <w:r/>
+            <w:r>
+              <w:rPr>
+                <w:sz w:val="19"/>
+              </w:rPr>
+              <w:t>78.9</w:t>
+            </w:r>
+          </w:p>
+        </w:tc>
+        <w:tc>
+          <w:tcPr>
+            <w:tcW w:type="dxa" w:w="2041"/>
+          </w:tcPr>
+          <w:p>
+            <w:r/>
+            <w:r>
+              <w:rPr>
+                <w:sz w:val="19"/>
+              </w:rPr>
+              <w:t>78.9</w:t>
+            </w:r>
+          </w:p>
+        </w:tc>
+        <w:tc>
+          <w:tcPr>
+            <w:tcW w:type="dxa" w:w="2041"/>
+          </w:tcPr>
+          <w:p>
+            <w:r/>
+            <w:r>
+              <w:rPr>
+                <w:sz w:val="19"/>
+              </w:rPr>
+              <w:t>78.9</w:t>
+            </w:r>
+          </w:p>
+        </w:tc>
+      </w:tr>
+      <w:tr>
+        <w:tc>
+          <w:tcPr>
+            <w:tcW w:type="dxa" w:w="1701"/>
+          </w:tcPr>
+          <w:p>
+            <w:r/>
+            <w:r>
+              <w:rPr>
+                <w:sz w:val="19"/>
+              </w:rPr>
+              <w:t>5月</w:t>
+            </w:r>
+          </w:p>
+        </w:tc>
+        <w:tc>
+          <w:tcPr>
+            <w:tcW w:type="dxa" w:w="1701"/>
+          </w:tcPr>
+          <w:p>
+            <w:r/>
+            <w:r>
+              <w:rPr>
+                <w:sz w:val="19"/>
+              </w:rPr>
+              <w:t>18</w:t>
+            </w:r>
+          </w:p>
+        </w:tc>
+        <w:tc>
+          <w:tcPr>
+            <w:tcW w:type="dxa" w:w="2041"/>
+          </w:tcPr>
+          <w:p>
+            <w:r/>
+            <w:r>
+              <w:rPr>
+                <w:sz w:val="19"/>
+              </w:rPr>
+              <w:t>89.0</w:t>
+            </w:r>
+          </w:p>
+        </w:tc>
+        <w:tc>
+          <w:tcPr>
+            <w:tcW w:type="dxa" w:w="2041"/>
+          </w:tcPr>
+          <w:p>
+            <w:r/>
+            <w:r>
+              <w:rPr>
+                <w:sz w:val="19"/>
+              </w:rPr>
+              <w:t>86.0</w:t>
+            </w:r>
+          </w:p>
+        </w:tc>
+        <w:tc>
+          <w:tcPr>
+            <w:tcW w:type="dxa" w:w="2041"/>
+          </w:tcPr>
+          <w:p>
+            <w:r/>
+            <w:r>
+              <w:rPr>
+                <w:sz w:val="19"/>
+              </w:rPr>
+              <w:t>89.0</w:t>
+            </w:r>
+          </w:p>
+        </w:tc>
+      </w:tr>
+      <w:tr>
+        <w:tc>
+          <w:tcPr>
+            <w:tcW w:type="dxa" w:w="1701"/>
+          </w:tcPr>
+          <w:p>
+            <w:r/>
+            <w:r>
+              <w:rPr>
+                <w:sz w:val="19"/>
+              </w:rPr>
+              <w:t>6月</w:t>
+            </w:r>
+          </w:p>
+        </w:tc>
+        <w:tc>
+          <w:tcPr>
+            <w:tcW w:type="dxa" w:w="1701"/>
+          </w:tcPr>
+          <w:p>
+            <w:r/>
+            <w:r>
+              <w:rPr>
+                <w:sz w:val="19"/>
+              </w:rPr>
+              <w:t>22</w:t>
+            </w:r>
+          </w:p>
+        </w:tc>
+        <w:tc>
+          <w:tcPr>
+            <w:tcW w:type="dxa" w:w="2041"/>
+          </w:tcPr>
+          <w:p>
+            <w:r/>
+            <w:r>
+              <w:rPr>
+                <w:sz w:val="19"/>
+              </w:rPr>
+              <w:t>100.1</w:t>
+            </w:r>
+          </w:p>
+        </w:tc>
+        <w:tc>
+          <w:tcPr>
+            <w:tcW w:type="dxa" w:w="2041"/>
+          </w:tcPr>
+          <w:p>
+            <w:r/>
+            <w:r>
+              <w:rPr>
+                <w:sz w:val="19"/>
+              </w:rPr>
+              <w:t>100.1</w:t>
+            </w:r>
+          </w:p>
+        </w:tc>
+        <w:tc>
+          <w:tcPr>
+            <w:tcW w:type="dxa" w:w="2041"/>
+          </w:tcPr>
+          <w:p>
+            <w:r/>
+            <w:r>
+              <w:rPr>
+                <w:sz w:val="19"/>
+              </w:rPr>
+              <w:t>92.4</w:t>
+            </w:r>
+          </w:p>
+        </w:tc>
+      </w:tr>
+      <w:tr>
+        <w:tc>
+          <w:tcPr>
+            <w:tcW w:type="dxa" w:w="1701"/>
+          </w:tcPr>
+          <w:p>
+            <w:r/>
+            <w:r>
+              <w:rPr>
+                <w:sz w:val="19"/>
+              </w:rPr>
+              <w:t>7月</w:t>
+            </w:r>
+          </w:p>
+        </w:tc>
+        <w:tc>
+          <w:tcPr>
+            <w:tcW w:type="dxa" w:w="1701"/>
+          </w:tcPr>
+          <w:p>
+            <w:r/>
+            <w:r>
+              <w:rPr>
+                <w:sz w:val="19"/>
+              </w:rPr>
+              <w:t>13</w:t>
+            </w:r>
+          </w:p>
+        </w:tc>
+        <w:tc>
+          <w:tcPr>
+            <w:tcW w:type="dxa" w:w="2041"/>
+          </w:tcPr>
+          <w:p>
+            <w:r/>
+            <w:r>
+              <w:rPr>
+                <w:sz w:val="19"/>
+              </w:rPr>
+              <w:t>56.0</w:t>
+            </w:r>
+          </w:p>
+        </w:tc>
+        <w:tc>
+          <w:tcPr>
+            <w:tcW w:type="dxa" w:w="2041"/>
+          </w:tcPr>
+          <w:p>
+            <w:r/>
+            <w:r>
+              <w:rPr>
+                <w:sz w:val="19"/>
+              </w:rPr>
+              <w:t>56.0</w:t>
+            </w:r>
+          </w:p>
+        </w:tc>
+        <w:tc>
+          <w:tcPr>
+            <w:tcW w:type="dxa" w:w="2041"/>
+          </w:tcPr>
+          <w:p>
+            <w:r/>
+            <w:r>
+              <w:rPr>
+                <w:sz w:val="19"/>
+              </w:rPr>
+              <w:t>56.0</w:t>
+            </w:r>
+          </w:p>
+        </w:tc>
+      </w:tr>
+      <w:tr>
+        <w:tc>
+          <w:tcPr>
+            <w:tcW w:type="dxa" w:w="1701"/>
+          </w:tcPr>
+          <w:p>
+            <w:r/>
+            <w:r>
+              <w:rPr>
+                <w:sz w:val="19"/>
+              </w:rPr>
+              <w:t>9月</w:t>
+            </w:r>
+          </w:p>
+        </w:tc>
+        <w:tc>
+          <w:tcPr>
+            <w:tcW w:type="dxa" w:w="1701"/>
+          </w:tcPr>
+          <w:p>
+            <w:r/>
+            <w:r>
+              <w:rPr>
+                <w:sz w:val="19"/>
+              </w:rPr>
+              <w:t>19</w:t>
+            </w:r>
+          </w:p>
+        </w:tc>
+        <w:tc>
+          <w:tcPr>
+            <w:tcW w:type="dxa" w:w="2041"/>
+          </w:tcPr>
+          <w:p>
+            <w:r/>
+            <w:r>
+              <w:rPr>
+                <w:sz w:val="19"/>
+              </w:rPr>
+              <w:t>87.1</w:t>
+            </w:r>
+          </w:p>
+        </w:tc>
+        <w:tc>
+          <w:tcPr>
+            <w:tcW w:type="dxa" w:w="2041"/>
+          </w:tcPr>
+          <w:p>
+            <w:r/>
+            <w:r>
+              <w:rPr>
+                <w:sz w:val="19"/>
+              </w:rPr>
+              <w:t>87.1</w:t>
+            </w:r>
+          </w:p>
+        </w:tc>
+        <w:tc>
+          <w:tcPr>
+            <w:tcW w:type="dxa" w:w="2041"/>
+          </w:tcPr>
+          <w:p>
+            <w:r/>
+            <w:r>
+              <w:rPr>
+                <w:sz w:val="19"/>
+              </w:rPr>
+              <w:t>87.1</w:t>
+            </w:r>
+          </w:p>
+        </w:tc>
+      </w:tr>
+      <w:tr>
+        <w:tc>
+          <w:tcPr>
+            <w:tcW w:type="dxa" w:w="1701"/>
+          </w:tcPr>
+          <w:p>
+            <w:r/>
+            <w:r>
+              <w:rPr>
+                <w:sz w:val="19"/>
+              </w:rPr>
+              <w:t>10月</w:t>
+            </w:r>
+          </w:p>
+        </w:tc>
+        <w:tc>
+          <w:tcPr>
+            <w:tcW w:type="dxa" w:w="1701"/>
+          </w:tcPr>
+          <w:p>
+            <w:r/>
+            <w:r>
+              <w:rPr>
+                <w:sz w:val="19"/>
+              </w:rPr>
+              <w:t>21</w:t>
+            </w:r>
+          </w:p>
+        </w:tc>
+        <w:tc>
+          <w:tcPr>
+            <w:tcW w:type="dxa" w:w="2041"/>
+          </w:tcPr>
+          <w:p>
+            <w:r/>
+            <w:r>
+              <w:rPr>
+                <w:sz w:val="19"/>
+              </w:rPr>
+              <w:t>108.5</w:t>
+            </w:r>
+          </w:p>
+        </w:tc>
+        <w:tc>
+          <w:tcPr>
+            <w:tcW w:type="dxa" w:w="2041"/>
+          </w:tcPr>
+          <w:p>
+            <w:r/>
+            <w:r>
+              <w:rPr>
+                <w:sz w:val="19"/>
+              </w:rPr>
+              <w:t>108.5</w:t>
+            </w:r>
+          </w:p>
+        </w:tc>
+        <w:tc>
+          <w:tcPr>
+            <w:tcW w:type="dxa" w:w="2041"/>
+          </w:tcPr>
+          <w:p>
+            <w:r/>
+            <w:r>
+              <w:rPr>
+                <w:sz w:val="19"/>
+              </w:rPr>
+              <w:t>108.5</w:t>
+            </w:r>
+          </w:p>
+        </w:tc>
+      </w:tr>
+      <w:tr>
+        <w:tc>
+          <w:tcPr>
+            <w:tcW w:type="dxa" w:w="1701"/>
+          </w:tcPr>
+          <w:p>
+            <w:r/>
+            <w:r>
+              <w:rPr>
+                <w:sz w:val="19"/>
+              </w:rPr>
+              <w:t>11月</w:t>
+            </w:r>
+          </w:p>
+        </w:tc>
+        <w:tc>
+          <w:tcPr>
+            <w:tcW w:type="dxa" w:w="1701"/>
+          </w:tcPr>
+          <w:p>
+            <w:r/>
+            <w:r>
+              <w:rPr>
+                <w:sz w:val="19"/>
+              </w:rPr>
+              <w:t>18</w:t>
+            </w:r>
+          </w:p>
+        </w:tc>
+        <w:tc>
+          <w:tcPr>
+            <w:tcW w:type="dxa" w:w="2041"/>
+          </w:tcPr>
+          <w:p>
+            <w:r/>
+            <w:r>
+              <w:rPr>
+                <w:sz w:val="19"/>
+              </w:rPr>
+              <w:t>79.3</w:t>
+            </w:r>
+          </w:p>
+        </w:tc>
+        <w:tc>
+          <w:tcPr>
+            <w:tcW w:type="dxa" w:w="2041"/>
+          </w:tcPr>
+          <w:p>
+            <w:r/>
+            <w:r>
+              <w:rPr>
+                <w:sz w:val="19"/>
+              </w:rPr>
+              <w:t>79.3</w:t>
+            </w:r>
+          </w:p>
+        </w:tc>
+        <w:tc>
+          <w:tcPr>
+            <w:tcW w:type="dxa" w:w="2041"/>
+          </w:tcPr>
+          <w:p>
+            <w:r/>
+            <w:r>
+              <w:rPr>
+                <w:sz w:val="19"/>
+              </w:rPr>
+              <w:t>79.3</w:t>
+            </w:r>
+          </w:p>
+        </w:tc>
+      </w:tr>
+      <w:tr>
+        <w:tc>
+          <w:tcPr>
+            <w:tcW w:type="dxa" w:w="1701"/>
+          </w:tcPr>
+          <w:p>
+            <w:r/>
+            <w:r>
+              <w:rPr>
+                <w:sz w:val="19"/>
+              </w:rPr>
+              <w:t>12月</w:t>
+            </w:r>
+          </w:p>
+        </w:tc>
+        <w:tc>
+          <w:tcPr>
+            <w:tcW w:type="dxa" w:w="1701"/>
+          </w:tcPr>
+          <w:p>
+            <w:r/>
+            <w:r>
+              <w:rPr>
+                <w:sz w:val="19"/>
+              </w:rPr>
+              <w:t>17</w:t>
+            </w:r>
+          </w:p>
+        </w:tc>
+        <w:tc>
+          <w:tcPr>
+            <w:tcW w:type="dxa" w:w="2041"/>
+          </w:tcPr>
+          <w:p>
+            <w:r/>
+            <w:r>
+              <w:rPr>
+                <w:sz w:val="19"/>
+              </w:rPr>
+              <w:t>80.4</w:t>
+            </w:r>
+          </w:p>
+        </w:tc>
+        <w:tc>
+          <w:tcPr>
+            <w:tcW w:type="dxa" w:w="2041"/>
+          </w:tcPr>
+          <w:p>
+            <w:r/>
+            <w:r>
+              <w:rPr>
+                <w:sz w:val="19"/>
+              </w:rPr>
+              <w:t>80.4</w:t>
+            </w:r>
+          </w:p>
+        </w:tc>
+        <w:tc>
+          <w:tcPr>
+            <w:tcW w:type="dxa" w:w="2041"/>
+          </w:tcPr>
+          <w:p>
+            <w:r/>
+            <w:r>
+              <w:rPr>
+                <w:sz w:val="19"/>
+              </w:rPr>
+              <w:t>80.4</w:t>
+            </w:r>
+          </w:p>
+        </w:tc>
+      </w:tr>
+      <w:tr>
+        <w:tc>
+          <w:tcPr>
+            <w:tcW w:type="dxa" w:w="1701"/>
+          </w:tcPr>
+          <w:p>
+            <w:r/>
+            <w:r>
+              <w:rPr>
+                <w:sz w:val="19"/>
+              </w:rPr>
+              <w:t>1月</w:t>
+            </w:r>
+          </w:p>
+        </w:tc>
+        <w:tc>
+          <w:tcPr>
+            <w:tcW w:type="dxa" w:w="1701"/>
+          </w:tcPr>
+          <w:p>
+            <w:r/>
+            <w:r>
+              <w:rPr>
+                <w:sz w:val="19"/>
+              </w:rPr>
+              <w:t>16</w:t>
+            </w:r>
+          </w:p>
+        </w:tc>
+        <w:tc>
+          <w:tcPr>
+            <w:tcW w:type="dxa" w:w="2041"/>
+          </w:tcPr>
+          <w:p>
+            <w:r/>
+            <w:r>
+              <w:rPr>
+                <w:sz w:val="19"/>
+              </w:rPr>
+              <w:t>81.0</w:t>
+            </w:r>
+          </w:p>
+        </w:tc>
+        <w:tc>
+          <w:tcPr>
+            <w:tcW w:type="dxa" w:w="2041"/>
+          </w:tcPr>
+          <w:p>
+            <w:r/>
+            <w:r>
+              <w:rPr>
+                <w:sz w:val="19"/>
+              </w:rPr>
+              <w:t>82.0</w:t>
+            </w:r>
+          </w:p>
+        </w:tc>
+        <w:tc>
+          <w:tcPr>
+            <w:tcW w:type="dxa" w:w="2041"/>
+          </w:tcPr>
+          <w:p>
+            <w:r/>
+            <w:r>
+              <w:rPr>
+                <w:sz w:val="19"/>
+              </w:rPr>
+              <w:t>66.7</w:t>
+            </w:r>
+          </w:p>
+        </w:tc>
+      </w:tr>
+      <w:tr>
+        <w:tc>
+          <w:tcPr>
+            <w:tcW w:type="dxa" w:w="1701"/>
+          </w:tcPr>
+          <w:p>
+            <w:r/>
+            <w:r>
+              <w:rPr>
+                <w:sz w:val="19"/>
+              </w:rPr>
+              <w:t>2月</w:t>
+            </w:r>
+          </w:p>
+        </w:tc>
+        <w:tc>
+          <w:tcPr>
+            <w:tcW w:type="dxa" w:w="1701"/>
+          </w:tcPr>
+          <w:p>
+            <w:r/>
+            <w:r>
+              <w:rPr>
+                <w:sz w:val="19"/>
+              </w:rPr>
+              <w:t>18</w:t>
+            </w:r>
+          </w:p>
+        </w:tc>
+        <w:tc>
+          <w:tcPr>
+            <w:tcW w:type="dxa" w:w="2041"/>
+          </w:tcPr>
+          <w:p>
+            <w:r/>
+            <w:r>
+              <w:rPr>
+                <w:sz w:val="19"/>
+              </w:rPr>
+              <w:t>87.8</w:t>
+            </w:r>
+          </w:p>
+        </w:tc>
+        <w:tc>
+          <w:tcPr>
+            <w:tcW w:type="dxa" w:w="2041"/>
+          </w:tcPr>
+          <w:p>
+            <w:r/>
+            <w:r>
+              <w:rPr>
+                <w:sz w:val="19"/>
+              </w:rPr>
+              <w:t>87.8</w:t>
+            </w:r>
+          </w:p>
+        </w:tc>
+        <w:tc>
+          <w:tcPr>
+            <w:tcW w:type="dxa" w:w="2041"/>
+          </w:tcPr>
+          <w:p>
+            <w:r/>
+            <w:r>
+              <w:rPr>
+                <w:sz w:val="19"/>
+              </w:rPr>
+              <w:t>84.8</w:t>
+            </w:r>
+          </w:p>
+        </w:tc>
+      </w:tr>
+      <w:tr>
+        <w:tc>
+          <w:tcPr>
+            <w:tcW w:type="dxa" w:w="1701"/>
+          </w:tcPr>
+          <w:p>
+            <w:r/>
+            <w:r>
+              <w:rPr>
+                <w:sz w:val="19"/>
+              </w:rPr>
+              <w:t>3月</w:t>
+            </w:r>
+          </w:p>
+        </w:tc>
+        <w:tc>
+          <w:tcPr>
+            <w:tcW w:type="dxa" w:w="1701"/>
+          </w:tcPr>
+          <w:p>
+            <w:r/>
+            <w:r>
+              <w:rPr>
+                <w:sz w:val="19"/>
+              </w:rPr>
+              <w:t>17</w:t>
+            </w:r>
+          </w:p>
+        </w:tc>
+        <w:tc>
+          <w:tcPr>
+            <w:tcW w:type="dxa" w:w="2041"/>
+          </w:tcPr>
+          <w:p>
+            <w:r/>
+            <w:r>
+              <w:rPr>
+                <w:sz w:val="19"/>
+              </w:rPr>
+              <w:t>73.7</w:t>
+            </w:r>
+          </w:p>
+        </w:tc>
+        <w:tc>
+          <w:tcPr>
+            <w:tcW w:type="dxa" w:w="2041"/>
+          </w:tcPr>
+          <w:p>
+            <w:r/>
+            <w:r>
+              <w:rPr>
+                <w:sz w:val="19"/>
+              </w:rPr>
+              <w:t>77.7</w:t>
+            </w:r>
+          </w:p>
+        </w:tc>
+        <w:tc>
+          <w:tcPr>
+            <w:tcW w:type="dxa" w:w="2041"/>
+          </w:tcPr>
+          <w:p>
+            <w:r/>
+            <w:r>
+              <w:rPr>
+                <w:sz w:val="19"/>
+              </w:rPr>
+              <w:t>20.2</w:t>
+            </w:r>
+          </w:p>
+        </w:tc>
+      </w:tr>
+      <w:tr>
+        <w:tc>
+          <w:tcPr>
+            <w:tcW w:type="dxa" w:w="1701"/>
+          </w:tcPr>
+          <w:p>
+            <w:r/>
+            <w:r>
+              <w:rPr>
+                <w:sz w:val="19"/>
+              </w:rPr>
+              <w:t>計</w:t>
+            </w:r>
+          </w:p>
+        </w:tc>
+        <w:tc>
+          <w:tcPr>
+            <w:tcW w:type="dxa" w:w="1701"/>
+          </w:tcPr>
+          <w:p>
+            <w:r/>
+            <w:r>
+              <w:rPr>
+                <w:sz w:val="19"/>
+              </w:rPr>
+              <w:t>197</w:t>
+            </w:r>
+          </w:p>
+        </w:tc>
+        <w:tc>
+          <w:tcPr>
+            <w:tcW w:type="dxa" w:w="2041"/>
+          </w:tcPr>
+          <w:p>
+            <w:r/>
+            <w:r>
+              <w:rPr>
+                <w:sz w:val="19"/>
+              </w:rPr>
+              <w:t>921.8</w:t>
+            </w:r>
+          </w:p>
+        </w:tc>
+        <w:tc>
+          <w:tcPr>
+            <w:tcW w:type="dxa" w:w="2041"/>
+          </w:tcPr>
+          <w:p>
+            <w:r/>
+            <w:r>
+              <w:rPr>
+                <w:sz w:val="19"/>
+              </w:rPr>
+              <w:t>923.8</w:t>
+            </w:r>
+          </w:p>
+        </w:tc>
+        <w:tc>
+          <w:tcPr>
+            <w:tcW w:type="dxa" w:w="2041"/>
+          </w:tcPr>
+          <w:p>
+            <w:r/>
+            <w:r>
+              <w:rPr>
+                <w:sz w:val="19"/>
+              </w:rPr>
+              <w:t>843.3</w:t>
+            </w:r>
+          </w:p>
+        </w:tc>
+      </w:tr>
+    </w:tbl>
+    <w:p>
+      <w:pPr>
+        <w:spacing w:after="40"/>
+      </w:pPr>
+    </w:p>
+    <w:p>
+      <w:pPr>
         <w:pStyle w:val="ListBullet"/>
         <w:spacing w:after="60"/>
       </w:pPr>
       <w:r>
-        <w:t>数え方：B日課（45分）の授業は0.9、A日課と☆（50分）は1.0。授業日数は197日。</w:t>
+        <w:t>数え方：B日課（45分）の授業は0.9、A日課と☆（50分）は1.0。授業日数は197日。家庭学習、PTA総会・学級懇談会、保護者会・教育相談で授業がない時間は含まない。8月は授業日なし。</w:t>
       </w:r>
     </w:p>
     <w:p>

--- a/out/サキドリ研究_実施提案_たたき台.docx
+++ b/out/サキドリ研究_実施提案_たたき台.docx
@@ -779,6 +779,1542 @@
         <w:t>月ごとの授業時数（令和8年度・現状）</w:t>
       </w:r>
     </w:p>
+    <w:p>
+      <w:pPr>
+        <w:spacing w:after="60"/>
+      </w:pPr>
+      <w:r>
+        <w:t>左は50分換算（B日課45分＝0.9）、右はB日課も1コマ＝1.0として数えた場合（＝コマ数）。</w:t>
+      </w:r>
+    </w:p>
+    <w:tbl>
+      <w:tblPr>
+        <w:tblStyle w:val="TableGrid"/>
+        <w:tblW w:type="auto" w:w="0"/>
+        <w:tblLook w:firstColumn="1" w:firstRow="1" w:lastColumn="0" w:lastRow="0" w:noHBand="0" w:noVBand="1" w:val="04A0"/>
+      </w:tblPr>
+      <w:tblGrid>
+        <w:gridCol w:w="1205"/>
+        <w:gridCol w:w="1205"/>
+        <w:gridCol w:w="1205"/>
+        <w:gridCol w:w="1205"/>
+        <w:gridCol w:w="1205"/>
+        <w:gridCol w:w="1205"/>
+        <w:gridCol w:w="1205"/>
+        <w:gridCol w:w="1205"/>
+      </w:tblGrid>
+      <w:tr>
+        <w:tc>
+          <w:tcPr>
+            <w:tcW w:type="dxa" w:w="907"/>
+            <w:shd w:val="clear" w:color="auto" w:fill="D9E2F3"/>
+          </w:tcPr>
+          <w:p>
+            <w:r/>
+            <w:r>
+              <w:rPr>
+                <w:b/>
+                <w:sz w:val="19"/>
+              </w:rPr>
+              <w:t>月</w:t>
+            </w:r>
+          </w:p>
+        </w:tc>
+        <w:tc>
+          <w:tcPr>
+            <w:tcW w:type="dxa" w:w="907"/>
+            <w:shd w:val="clear" w:color="auto" w:fill="D9E2F3"/>
+          </w:tcPr>
+          <w:p>
+            <w:r/>
+            <w:r>
+              <w:rPr>
+                <w:b/>
+                <w:sz w:val="19"/>
+              </w:rPr>
+              <w:t>授業日数</w:t>
+            </w:r>
+          </w:p>
+        </w:tc>
+        <w:tc>
+          <w:tcPr>
+            <w:tcW w:type="dxa" w:w="1304"/>
+            <w:shd w:val="clear" w:color="auto" w:fill="D9E2F3"/>
+          </w:tcPr>
+          <w:p>
+            <w:r/>
+            <w:r>
+              <w:rPr>
+                <w:b/>
+                <w:sz w:val="19"/>
+              </w:rPr>
+              <w:t>1年(50分換算)</w:t>
+            </w:r>
+          </w:p>
+        </w:tc>
+        <w:tc>
+          <w:tcPr>
+            <w:tcW w:type="dxa" w:w="1304"/>
+            <w:shd w:val="clear" w:color="auto" w:fill="D9E2F3"/>
+          </w:tcPr>
+          <w:p>
+            <w:r/>
+            <w:r>
+              <w:rPr>
+                <w:b/>
+                <w:sz w:val="19"/>
+              </w:rPr>
+              <w:t>2年(50分換算)</w:t>
+            </w:r>
+          </w:p>
+        </w:tc>
+        <w:tc>
+          <w:tcPr>
+            <w:tcW w:type="dxa" w:w="1304"/>
+            <w:shd w:val="clear" w:color="auto" w:fill="D9E2F3"/>
+          </w:tcPr>
+          <w:p>
+            <w:r/>
+            <w:r>
+              <w:rPr>
+                <w:b/>
+                <w:sz w:val="19"/>
+              </w:rPr>
+              <w:t>3年(50分換算)</w:t>
+            </w:r>
+          </w:p>
+        </w:tc>
+        <w:tc>
+          <w:tcPr>
+            <w:tcW w:type="dxa" w:w="1304"/>
+            <w:shd w:val="clear" w:color="auto" w:fill="D9E2F3"/>
+          </w:tcPr>
+          <w:p>
+            <w:r/>
+            <w:r>
+              <w:rPr>
+                <w:b/>
+                <w:sz w:val="19"/>
+              </w:rPr>
+              <w:t>1年(1コマ=1)</w:t>
+            </w:r>
+          </w:p>
+        </w:tc>
+        <w:tc>
+          <w:tcPr>
+            <w:tcW w:type="dxa" w:w="1304"/>
+            <w:shd w:val="clear" w:color="auto" w:fill="D9E2F3"/>
+          </w:tcPr>
+          <w:p>
+            <w:r/>
+            <w:r>
+              <w:rPr>
+                <w:b/>
+                <w:sz w:val="19"/>
+              </w:rPr>
+              <w:t>2年(1コマ=1)</w:t>
+            </w:r>
+          </w:p>
+        </w:tc>
+        <w:tc>
+          <w:tcPr>
+            <w:tcW w:type="dxa" w:w="1304"/>
+            <w:shd w:val="clear" w:color="auto" w:fill="D9E2F3"/>
+          </w:tcPr>
+          <w:p>
+            <w:r/>
+            <w:r>
+              <w:rPr>
+                <w:b/>
+                <w:sz w:val="19"/>
+              </w:rPr>
+              <w:t>3年(1コマ=1)</w:t>
+            </w:r>
+          </w:p>
+        </w:tc>
+      </w:tr>
+      <w:tr>
+        <w:tc>
+          <w:tcPr>
+            <w:tcW w:type="dxa" w:w="907"/>
+          </w:tcPr>
+          <w:p>
+            <w:r/>
+            <w:r>
+              <w:rPr>
+                <w:sz w:val="19"/>
+              </w:rPr>
+              <w:t>4月</w:t>
+            </w:r>
+          </w:p>
+        </w:tc>
+        <w:tc>
+          <w:tcPr>
+            <w:tcW w:type="dxa" w:w="907"/>
+          </w:tcPr>
+          <w:p>
+            <w:r/>
+            <w:r>
+              <w:rPr>
+                <w:sz w:val="19"/>
+              </w:rPr>
+              <w:t>18</w:t>
+            </w:r>
+          </w:p>
+        </w:tc>
+        <w:tc>
+          <w:tcPr>
+            <w:tcW w:type="dxa" w:w="1304"/>
+          </w:tcPr>
+          <w:p>
+            <w:r/>
+            <w:r>
+              <w:rPr>
+                <w:sz w:val="19"/>
+              </w:rPr>
+              <w:t>78.9</w:t>
+            </w:r>
+          </w:p>
+        </w:tc>
+        <w:tc>
+          <w:tcPr>
+            <w:tcW w:type="dxa" w:w="1304"/>
+          </w:tcPr>
+          <w:p>
+            <w:r/>
+            <w:r>
+              <w:rPr>
+                <w:sz w:val="19"/>
+              </w:rPr>
+              <w:t>78.9</w:t>
+            </w:r>
+          </w:p>
+        </w:tc>
+        <w:tc>
+          <w:tcPr>
+            <w:tcW w:type="dxa" w:w="1304"/>
+          </w:tcPr>
+          <w:p>
+            <w:r/>
+            <w:r>
+              <w:rPr>
+                <w:sz w:val="19"/>
+              </w:rPr>
+              <w:t>78.9</w:t>
+            </w:r>
+          </w:p>
+        </w:tc>
+        <w:tc>
+          <w:tcPr>
+            <w:tcW w:type="dxa" w:w="1304"/>
+          </w:tcPr>
+          <w:p>
+            <w:r/>
+            <w:r>
+              <w:rPr>
+                <w:sz w:val="19"/>
+              </w:rPr>
+              <w:t>85</w:t>
+            </w:r>
+          </w:p>
+        </w:tc>
+        <w:tc>
+          <w:tcPr>
+            <w:tcW w:type="dxa" w:w="1304"/>
+          </w:tcPr>
+          <w:p>
+            <w:r/>
+            <w:r>
+              <w:rPr>
+                <w:sz w:val="19"/>
+              </w:rPr>
+              <w:t>85</w:t>
+            </w:r>
+          </w:p>
+        </w:tc>
+        <w:tc>
+          <w:tcPr>
+            <w:tcW w:type="dxa" w:w="1304"/>
+          </w:tcPr>
+          <w:p>
+            <w:r/>
+            <w:r>
+              <w:rPr>
+                <w:sz w:val="19"/>
+              </w:rPr>
+              <w:t>85</w:t>
+            </w:r>
+          </w:p>
+        </w:tc>
+      </w:tr>
+      <w:tr>
+        <w:tc>
+          <w:tcPr>
+            <w:tcW w:type="dxa" w:w="907"/>
+          </w:tcPr>
+          <w:p>
+            <w:r/>
+            <w:r>
+              <w:rPr>
+                <w:sz w:val="19"/>
+              </w:rPr>
+              <w:t>5月</w:t>
+            </w:r>
+          </w:p>
+        </w:tc>
+        <w:tc>
+          <w:tcPr>
+            <w:tcW w:type="dxa" w:w="907"/>
+          </w:tcPr>
+          <w:p>
+            <w:r/>
+            <w:r>
+              <w:rPr>
+                <w:sz w:val="19"/>
+              </w:rPr>
+              <w:t>18</w:t>
+            </w:r>
+          </w:p>
+        </w:tc>
+        <w:tc>
+          <w:tcPr>
+            <w:tcW w:type="dxa" w:w="1304"/>
+          </w:tcPr>
+          <w:p>
+            <w:r/>
+            <w:r>
+              <w:rPr>
+                <w:sz w:val="19"/>
+              </w:rPr>
+              <w:t>89.0</w:t>
+            </w:r>
+          </w:p>
+        </w:tc>
+        <w:tc>
+          <w:tcPr>
+            <w:tcW w:type="dxa" w:w="1304"/>
+          </w:tcPr>
+          <w:p>
+            <w:r/>
+            <w:r>
+              <w:rPr>
+                <w:sz w:val="19"/>
+              </w:rPr>
+              <w:t>86.0</w:t>
+            </w:r>
+          </w:p>
+        </w:tc>
+        <w:tc>
+          <w:tcPr>
+            <w:tcW w:type="dxa" w:w="1304"/>
+          </w:tcPr>
+          <w:p>
+            <w:r/>
+            <w:r>
+              <w:rPr>
+                <w:sz w:val="19"/>
+              </w:rPr>
+              <w:t>89.0</w:t>
+            </w:r>
+          </w:p>
+        </w:tc>
+        <w:tc>
+          <w:tcPr>
+            <w:tcW w:type="dxa" w:w="1304"/>
+          </w:tcPr>
+          <w:p>
+            <w:r/>
+            <w:r>
+              <w:rPr>
+                <w:sz w:val="19"/>
+              </w:rPr>
+              <w:t>97</w:t>
+            </w:r>
+          </w:p>
+        </w:tc>
+        <w:tc>
+          <w:tcPr>
+            <w:tcW w:type="dxa" w:w="1304"/>
+          </w:tcPr>
+          <w:p>
+            <w:r/>
+            <w:r>
+              <w:rPr>
+                <w:sz w:val="19"/>
+              </w:rPr>
+              <w:t>94</w:t>
+            </w:r>
+          </w:p>
+        </w:tc>
+        <w:tc>
+          <w:tcPr>
+            <w:tcW w:type="dxa" w:w="1304"/>
+          </w:tcPr>
+          <w:p>
+            <w:r/>
+            <w:r>
+              <w:rPr>
+                <w:sz w:val="19"/>
+              </w:rPr>
+              <w:t>97</w:t>
+            </w:r>
+          </w:p>
+        </w:tc>
+      </w:tr>
+      <w:tr>
+        <w:tc>
+          <w:tcPr>
+            <w:tcW w:type="dxa" w:w="907"/>
+          </w:tcPr>
+          <w:p>
+            <w:r/>
+            <w:r>
+              <w:rPr>
+                <w:sz w:val="19"/>
+              </w:rPr>
+              <w:t>6月</w:t>
+            </w:r>
+          </w:p>
+        </w:tc>
+        <w:tc>
+          <w:tcPr>
+            <w:tcW w:type="dxa" w:w="907"/>
+          </w:tcPr>
+          <w:p>
+            <w:r/>
+            <w:r>
+              <w:rPr>
+                <w:sz w:val="19"/>
+              </w:rPr>
+              <w:t>22</w:t>
+            </w:r>
+          </w:p>
+        </w:tc>
+        <w:tc>
+          <w:tcPr>
+            <w:tcW w:type="dxa" w:w="1304"/>
+          </w:tcPr>
+          <w:p>
+            <w:r/>
+            <w:r>
+              <w:rPr>
+                <w:sz w:val="19"/>
+              </w:rPr>
+              <w:t>100.1</w:t>
+            </w:r>
+          </w:p>
+        </w:tc>
+        <w:tc>
+          <w:tcPr>
+            <w:tcW w:type="dxa" w:w="1304"/>
+          </w:tcPr>
+          <w:p>
+            <w:r/>
+            <w:r>
+              <w:rPr>
+                <w:sz w:val="19"/>
+              </w:rPr>
+              <w:t>100.1</w:t>
+            </w:r>
+          </w:p>
+        </w:tc>
+        <w:tc>
+          <w:tcPr>
+            <w:tcW w:type="dxa" w:w="1304"/>
+          </w:tcPr>
+          <w:p>
+            <w:r/>
+            <w:r>
+              <w:rPr>
+                <w:sz w:val="19"/>
+              </w:rPr>
+              <w:t>92.4</w:t>
+            </w:r>
+          </w:p>
+        </w:tc>
+        <w:tc>
+          <w:tcPr>
+            <w:tcW w:type="dxa" w:w="1304"/>
+          </w:tcPr>
+          <w:p>
+            <w:r/>
+            <w:r>
+              <w:rPr>
+                <w:sz w:val="19"/>
+              </w:rPr>
+              <w:t>109</w:t>
+            </w:r>
+          </w:p>
+        </w:tc>
+        <w:tc>
+          <w:tcPr>
+            <w:tcW w:type="dxa" w:w="1304"/>
+          </w:tcPr>
+          <w:p>
+            <w:r/>
+            <w:r>
+              <w:rPr>
+                <w:sz w:val="19"/>
+              </w:rPr>
+              <w:t>109</w:t>
+            </w:r>
+          </w:p>
+        </w:tc>
+        <w:tc>
+          <w:tcPr>
+            <w:tcW w:type="dxa" w:w="1304"/>
+          </w:tcPr>
+          <w:p>
+            <w:r/>
+            <w:r>
+              <w:rPr>
+                <w:sz w:val="19"/>
+              </w:rPr>
+              <w:t>101</w:t>
+            </w:r>
+          </w:p>
+        </w:tc>
+      </w:tr>
+      <w:tr>
+        <w:tc>
+          <w:tcPr>
+            <w:tcW w:type="dxa" w:w="907"/>
+          </w:tcPr>
+          <w:p>
+            <w:r/>
+            <w:r>
+              <w:rPr>
+                <w:sz w:val="19"/>
+              </w:rPr>
+              <w:t>7月</w:t>
+            </w:r>
+          </w:p>
+        </w:tc>
+        <w:tc>
+          <w:tcPr>
+            <w:tcW w:type="dxa" w:w="907"/>
+          </w:tcPr>
+          <w:p>
+            <w:r/>
+            <w:r>
+              <w:rPr>
+                <w:sz w:val="19"/>
+              </w:rPr>
+              <w:t>13</w:t>
+            </w:r>
+          </w:p>
+        </w:tc>
+        <w:tc>
+          <w:tcPr>
+            <w:tcW w:type="dxa" w:w="1304"/>
+          </w:tcPr>
+          <w:p>
+            <w:r/>
+            <w:r>
+              <w:rPr>
+                <w:sz w:val="19"/>
+              </w:rPr>
+              <w:t>56.0</w:t>
+            </w:r>
+          </w:p>
+        </w:tc>
+        <w:tc>
+          <w:tcPr>
+            <w:tcW w:type="dxa" w:w="1304"/>
+          </w:tcPr>
+          <w:p>
+            <w:r/>
+            <w:r>
+              <w:rPr>
+                <w:sz w:val="19"/>
+              </w:rPr>
+              <w:t>56.0</w:t>
+            </w:r>
+          </w:p>
+        </w:tc>
+        <w:tc>
+          <w:tcPr>
+            <w:tcW w:type="dxa" w:w="1304"/>
+          </w:tcPr>
+          <w:p>
+            <w:r/>
+            <w:r>
+              <w:rPr>
+                <w:sz w:val="19"/>
+              </w:rPr>
+              <w:t>56.0</w:t>
+            </w:r>
+          </w:p>
+        </w:tc>
+        <w:tc>
+          <w:tcPr>
+            <w:tcW w:type="dxa" w:w="1304"/>
+          </w:tcPr>
+          <w:p>
+            <w:r/>
+            <w:r>
+              <w:rPr>
+                <w:sz w:val="19"/>
+              </w:rPr>
+              <w:t>62</w:t>
+            </w:r>
+          </w:p>
+        </w:tc>
+        <w:tc>
+          <w:tcPr>
+            <w:tcW w:type="dxa" w:w="1304"/>
+          </w:tcPr>
+          <w:p>
+            <w:r/>
+            <w:r>
+              <w:rPr>
+                <w:sz w:val="19"/>
+              </w:rPr>
+              <w:t>62</w:t>
+            </w:r>
+          </w:p>
+        </w:tc>
+        <w:tc>
+          <w:tcPr>
+            <w:tcW w:type="dxa" w:w="1304"/>
+          </w:tcPr>
+          <w:p>
+            <w:r/>
+            <w:r>
+              <w:rPr>
+                <w:sz w:val="19"/>
+              </w:rPr>
+              <w:t>62</w:t>
+            </w:r>
+          </w:p>
+        </w:tc>
+      </w:tr>
+      <w:tr>
+        <w:tc>
+          <w:tcPr>
+            <w:tcW w:type="dxa" w:w="907"/>
+          </w:tcPr>
+          <w:p>
+            <w:r/>
+            <w:r>
+              <w:rPr>
+                <w:sz w:val="19"/>
+              </w:rPr>
+              <w:t>9月</w:t>
+            </w:r>
+          </w:p>
+        </w:tc>
+        <w:tc>
+          <w:tcPr>
+            <w:tcW w:type="dxa" w:w="907"/>
+          </w:tcPr>
+          <w:p>
+            <w:r/>
+            <w:r>
+              <w:rPr>
+                <w:sz w:val="19"/>
+              </w:rPr>
+              <w:t>19</w:t>
+            </w:r>
+          </w:p>
+        </w:tc>
+        <w:tc>
+          <w:tcPr>
+            <w:tcW w:type="dxa" w:w="1304"/>
+          </w:tcPr>
+          <w:p>
+            <w:r/>
+            <w:r>
+              <w:rPr>
+                <w:sz w:val="19"/>
+              </w:rPr>
+              <w:t>87.1</w:t>
+            </w:r>
+          </w:p>
+        </w:tc>
+        <w:tc>
+          <w:tcPr>
+            <w:tcW w:type="dxa" w:w="1304"/>
+          </w:tcPr>
+          <w:p>
+            <w:r/>
+            <w:r>
+              <w:rPr>
+                <w:sz w:val="19"/>
+              </w:rPr>
+              <w:t>87.1</w:t>
+            </w:r>
+          </w:p>
+        </w:tc>
+        <w:tc>
+          <w:tcPr>
+            <w:tcW w:type="dxa" w:w="1304"/>
+          </w:tcPr>
+          <w:p>
+            <w:r/>
+            <w:r>
+              <w:rPr>
+                <w:sz w:val="19"/>
+              </w:rPr>
+              <w:t>87.1</w:t>
+            </w:r>
+          </w:p>
+        </w:tc>
+        <w:tc>
+          <w:tcPr>
+            <w:tcW w:type="dxa" w:w="1304"/>
+          </w:tcPr>
+          <w:p>
+            <w:r/>
+            <w:r>
+              <w:rPr>
+                <w:sz w:val="19"/>
+              </w:rPr>
+              <w:t>94</w:t>
+            </w:r>
+          </w:p>
+        </w:tc>
+        <w:tc>
+          <w:tcPr>
+            <w:tcW w:type="dxa" w:w="1304"/>
+          </w:tcPr>
+          <w:p>
+            <w:r/>
+            <w:r>
+              <w:rPr>
+                <w:sz w:val="19"/>
+              </w:rPr>
+              <w:t>94</w:t>
+            </w:r>
+          </w:p>
+        </w:tc>
+        <w:tc>
+          <w:tcPr>
+            <w:tcW w:type="dxa" w:w="1304"/>
+          </w:tcPr>
+          <w:p>
+            <w:r/>
+            <w:r>
+              <w:rPr>
+                <w:sz w:val="19"/>
+              </w:rPr>
+              <w:t>94</w:t>
+            </w:r>
+          </w:p>
+        </w:tc>
+      </w:tr>
+      <w:tr>
+        <w:tc>
+          <w:tcPr>
+            <w:tcW w:type="dxa" w:w="907"/>
+          </w:tcPr>
+          <w:p>
+            <w:r/>
+            <w:r>
+              <w:rPr>
+                <w:sz w:val="19"/>
+              </w:rPr>
+              <w:t>10月</w:t>
+            </w:r>
+          </w:p>
+        </w:tc>
+        <w:tc>
+          <w:tcPr>
+            <w:tcW w:type="dxa" w:w="907"/>
+          </w:tcPr>
+          <w:p>
+            <w:r/>
+            <w:r>
+              <w:rPr>
+                <w:sz w:val="19"/>
+              </w:rPr>
+              <w:t>21</w:t>
+            </w:r>
+          </w:p>
+        </w:tc>
+        <w:tc>
+          <w:tcPr>
+            <w:tcW w:type="dxa" w:w="1304"/>
+          </w:tcPr>
+          <w:p>
+            <w:r/>
+            <w:r>
+              <w:rPr>
+                <w:sz w:val="19"/>
+              </w:rPr>
+              <w:t>108.5</w:t>
+            </w:r>
+          </w:p>
+        </w:tc>
+        <w:tc>
+          <w:tcPr>
+            <w:tcW w:type="dxa" w:w="1304"/>
+          </w:tcPr>
+          <w:p>
+            <w:r/>
+            <w:r>
+              <w:rPr>
+                <w:sz w:val="19"/>
+              </w:rPr>
+              <w:t>108.5</w:t>
+            </w:r>
+          </w:p>
+        </w:tc>
+        <w:tc>
+          <w:tcPr>
+            <w:tcW w:type="dxa" w:w="1304"/>
+          </w:tcPr>
+          <w:p>
+            <w:r/>
+            <w:r>
+              <w:rPr>
+                <w:sz w:val="19"/>
+              </w:rPr>
+              <w:t>108.5</w:t>
+            </w:r>
+          </w:p>
+        </w:tc>
+        <w:tc>
+          <w:tcPr>
+            <w:tcW w:type="dxa" w:w="1304"/>
+          </w:tcPr>
+          <w:p>
+            <w:r/>
+            <w:r>
+              <w:rPr>
+                <w:sz w:val="19"/>
+              </w:rPr>
+              <w:t>117</w:t>
+            </w:r>
+          </w:p>
+        </w:tc>
+        <w:tc>
+          <w:tcPr>
+            <w:tcW w:type="dxa" w:w="1304"/>
+          </w:tcPr>
+          <w:p>
+            <w:r/>
+            <w:r>
+              <w:rPr>
+                <w:sz w:val="19"/>
+              </w:rPr>
+              <w:t>117</w:t>
+            </w:r>
+          </w:p>
+        </w:tc>
+        <w:tc>
+          <w:tcPr>
+            <w:tcW w:type="dxa" w:w="1304"/>
+          </w:tcPr>
+          <w:p>
+            <w:r/>
+            <w:r>
+              <w:rPr>
+                <w:sz w:val="19"/>
+              </w:rPr>
+              <w:t>117</w:t>
+            </w:r>
+          </w:p>
+        </w:tc>
+      </w:tr>
+      <w:tr>
+        <w:tc>
+          <w:tcPr>
+            <w:tcW w:type="dxa" w:w="907"/>
+          </w:tcPr>
+          <w:p>
+            <w:r/>
+            <w:r>
+              <w:rPr>
+                <w:sz w:val="19"/>
+              </w:rPr>
+              <w:t>11月</w:t>
+            </w:r>
+          </w:p>
+        </w:tc>
+        <w:tc>
+          <w:tcPr>
+            <w:tcW w:type="dxa" w:w="907"/>
+          </w:tcPr>
+          <w:p>
+            <w:r/>
+            <w:r>
+              <w:rPr>
+                <w:sz w:val="19"/>
+              </w:rPr>
+              <w:t>18</w:t>
+            </w:r>
+          </w:p>
+        </w:tc>
+        <w:tc>
+          <w:tcPr>
+            <w:tcW w:type="dxa" w:w="1304"/>
+          </w:tcPr>
+          <w:p>
+            <w:r/>
+            <w:r>
+              <w:rPr>
+                <w:sz w:val="19"/>
+              </w:rPr>
+              <w:t>79.3</w:t>
+            </w:r>
+          </w:p>
+        </w:tc>
+        <w:tc>
+          <w:tcPr>
+            <w:tcW w:type="dxa" w:w="1304"/>
+          </w:tcPr>
+          <w:p>
+            <w:r/>
+            <w:r>
+              <w:rPr>
+                <w:sz w:val="19"/>
+              </w:rPr>
+              <w:t>79.3</w:t>
+            </w:r>
+          </w:p>
+        </w:tc>
+        <w:tc>
+          <w:tcPr>
+            <w:tcW w:type="dxa" w:w="1304"/>
+          </w:tcPr>
+          <w:p>
+            <w:r/>
+            <w:r>
+              <w:rPr>
+                <w:sz w:val="19"/>
+              </w:rPr>
+              <w:t>79.3</w:t>
+            </w:r>
+          </w:p>
+        </w:tc>
+        <w:tc>
+          <w:tcPr>
+            <w:tcW w:type="dxa" w:w="1304"/>
+          </w:tcPr>
+          <w:p>
+            <w:r/>
+            <w:r>
+              <w:rPr>
+                <w:sz w:val="19"/>
+              </w:rPr>
+              <w:t>85</w:t>
+            </w:r>
+          </w:p>
+        </w:tc>
+        <w:tc>
+          <w:tcPr>
+            <w:tcW w:type="dxa" w:w="1304"/>
+          </w:tcPr>
+          <w:p>
+            <w:r/>
+            <w:r>
+              <w:rPr>
+                <w:sz w:val="19"/>
+              </w:rPr>
+              <w:t>85</w:t>
+            </w:r>
+          </w:p>
+        </w:tc>
+        <w:tc>
+          <w:tcPr>
+            <w:tcW w:type="dxa" w:w="1304"/>
+          </w:tcPr>
+          <w:p>
+            <w:r/>
+            <w:r>
+              <w:rPr>
+                <w:sz w:val="19"/>
+              </w:rPr>
+              <w:t>85</w:t>
+            </w:r>
+          </w:p>
+        </w:tc>
+      </w:tr>
+      <w:tr>
+        <w:tc>
+          <w:tcPr>
+            <w:tcW w:type="dxa" w:w="907"/>
+          </w:tcPr>
+          <w:p>
+            <w:r/>
+            <w:r>
+              <w:rPr>
+                <w:sz w:val="19"/>
+              </w:rPr>
+              <w:t>12月</w:t>
+            </w:r>
+          </w:p>
+        </w:tc>
+        <w:tc>
+          <w:tcPr>
+            <w:tcW w:type="dxa" w:w="907"/>
+          </w:tcPr>
+          <w:p>
+            <w:r/>
+            <w:r>
+              <w:rPr>
+                <w:sz w:val="19"/>
+              </w:rPr>
+              <w:t>17</w:t>
+            </w:r>
+          </w:p>
+        </w:tc>
+        <w:tc>
+          <w:tcPr>
+            <w:tcW w:type="dxa" w:w="1304"/>
+          </w:tcPr>
+          <w:p>
+            <w:r/>
+            <w:r>
+              <w:rPr>
+                <w:sz w:val="19"/>
+              </w:rPr>
+              <w:t>80.4</w:t>
+            </w:r>
+          </w:p>
+        </w:tc>
+        <w:tc>
+          <w:tcPr>
+            <w:tcW w:type="dxa" w:w="1304"/>
+          </w:tcPr>
+          <w:p>
+            <w:r/>
+            <w:r>
+              <w:rPr>
+                <w:sz w:val="19"/>
+              </w:rPr>
+              <w:t>80.4</w:t>
+            </w:r>
+          </w:p>
+        </w:tc>
+        <w:tc>
+          <w:tcPr>
+            <w:tcW w:type="dxa" w:w="1304"/>
+          </w:tcPr>
+          <w:p>
+            <w:r/>
+            <w:r>
+              <w:rPr>
+                <w:sz w:val="19"/>
+              </w:rPr>
+              <w:t>80.4</w:t>
+            </w:r>
+          </w:p>
+        </w:tc>
+        <w:tc>
+          <w:tcPr>
+            <w:tcW w:type="dxa" w:w="1304"/>
+          </w:tcPr>
+          <w:p>
+            <w:r/>
+            <w:r>
+              <w:rPr>
+                <w:sz w:val="19"/>
+              </w:rPr>
+              <w:t>84</w:t>
+            </w:r>
+          </w:p>
+        </w:tc>
+        <w:tc>
+          <w:tcPr>
+            <w:tcW w:type="dxa" w:w="1304"/>
+          </w:tcPr>
+          <w:p>
+            <w:r/>
+            <w:r>
+              <w:rPr>
+                <w:sz w:val="19"/>
+              </w:rPr>
+              <w:t>84</w:t>
+            </w:r>
+          </w:p>
+        </w:tc>
+        <w:tc>
+          <w:tcPr>
+            <w:tcW w:type="dxa" w:w="1304"/>
+          </w:tcPr>
+          <w:p>
+            <w:r/>
+            <w:r>
+              <w:rPr>
+                <w:sz w:val="19"/>
+              </w:rPr>
+              <w:t>84</w:t>
+            </w:r>
+          </w:p>
+        </w:tc>
+      </w:tr>
+      <w:tr>
+        <w:tc>
+          <w:tcPr>
+            <w:tcW w:type="dxa" w:w="907"/>
+          </w:tcPr>
+          <w:p>
+            <w:r/>
+            <w:r>
+              <w:rPr>
+                <w:sz w:val="19"/>
+              </w:rPr>
+              <w:t>1月</w:t>
+            </w:r>
+          </w:p>
+        </w:tc>
+        <w:tc>
+          <w:tcPr>
+            <w:tcW w:type="dxa" w:w="907"/>
+          </w:tcPr>
+          <w:p>
+            <w:r/>
+            <w:r>
+              <w:rPr>
+                <w:sz w:val="19"/>
+              </w:rPr>
+              <w:t>16</w:t>
+            </w:r>
+          </w:p>
+        </w:tc>
+        <w:tc>
+          <w:tcPr>
+            <w:tcW w:type="dxa" w:w="1304"/>
+          </w:tcPr>
+          <w:p>
+            <w:r/>
+            <w:r>
+              <w:rPr>
+                <w:sz w:val="19"/>
+              </w:rPr>
+              <w:t>81.0</w:t>
+            </w:r>
+          </w:p>
+        </w:tc>
+        <w:tc>
+          <w:tcPr>
+            <w:tcW w:type="dxa" w:w="1304"/>
+          </w:tcPr>
+          <w:p>
+            <w:r/>
+            <w:r>
+              <w:rPr>
+                <w:sz w:val="19"/>
+              </w:rPr>
+              <w:t>82.0</w:t>
+            </w:r>
+          </w:p>
+        </w:tc>
+        <w:tc>
+          <w:tcPr>
+            <w:tcW w:type="dxa" w:w="1304"/>
+          </w:tcPr>
+          <w:p>
+            <w:r/>
+            <w:r>
+              <w:rPr>
+                <w:sz w:val="19"/>
+              </w:rPr>
+              <w:t>66.7</w:t>
+            </w:r>
+          </w:p>
+        </w:tc>
+        <w:tc>
+          <w:tcPr>
+            <w:tcW w:type="dxa" w:w="1304"/>
+          </w:tcPr>
+          <w:p>
+            <w:r/>
+            <w:r>
+              <w:rPr>
+                <w:sz w:val="19"/>
+              </w:rPr>
+              <w:t>86</w:t>
+            </w:r>
+          </w:p>
+        </w:tc>
+        <w:tc>
+          <w:tcPr>
+            <w:tcW w:type="dxa" w:w="1304"/>
+          </w:tcPr>
+          <w:p>
+            <w:r/>
+            <w:r>
+              <w:rPr>
+                <w:sz w:val="19"/>
+              </w:rPr>
+              <w:t>87</w:t>
+            </w:r>
+          </w:p>
+        </w:tc>
+        <w:tc>
+          <w:tcPr>
+            <w:tcW w:type="dxa" w:w="1304"/>
+          </w:tcPr>
+          <w:p>
+            <w:r/>
+            <w:r>
+              <w:rPr>
+                <w:sz w:val="19"/>
+              </w:rPr>
+              <w:t>71</w:t>
+            </w:r>
+          </w:p>
+        </w:tc>
+      </w:tr>
+      <w:tr>
+        <w:tc>
+          <w:tcPr>
+            <w:tcW w:type="dxa" w:w="907"/>
+          </w:tcPr>
+          <w:p>
+            <w:r/>
+            <w:r>
+              <w:rPr>
+                <w:sz w:val="19"/>
+              </w:rPr>
+              <w:t>2月</w:t>
+            </w:r>
+          </w:p>
+        </w:tc>
+        <w:tc>
+          <w:tcPr>
+            <w:tcW w:type="dxa" w:w="907"/>
+          </w:tcPr>
+          <w:p>
+            <w:r/>
+            <w:r>
+              <w:rPr>
+                <w:sz w:val="19"/>
+              </w:rPr>
+              <w:t>18</w:t>
+            </w:r>
+          </w:p>
+        </w:tc>
+        <w:tc>
+          <w:tcPr>
+            <w:tcW w:type="dxa" w:w="1304"/>
+          </w:tcPr>
+          <w:p>
+            <w:r/>
+            <w:r>
+              <w:rPr>
+                <w:sz w:val="19"/>
+              </w:rPr>
+              <w:t>87.8</w:t>
+            </w:r>
+          </w:p>
+        </w:tc>
+        <w:tc>
+          <w:tcPr>
+            <w:tcW w:type="dxa" w:w="1304"/>
+          </w:tcPr>
+          <w:p>
+            <w:r/>
+            <w:r>
+              <w:rPr>
+                <w:sz w:val="19"/>
+              </w:rPr>
+              <w:t>87.8</w:t>
+            </w:r>
+          </w:p>
+        </w:tc>
+        <w:tc>
+          <w:tcPr>
+            <w:tcW w:type="dxa" w:w="1304"/>
+          </w:tcPr>
+          <w:p>
+            <w:r/>
+            <w:r>
+              <w:rPr>
+                <w:sz w:val="19"/>
+              </w:rPr>
+              <w:t>84.8</w:t>
+            </w:r>
+          </w:p>
+        </w:tc>
+        <w:tc>
+          <w:tcPr>
+            <w:tcW w:type="dxa" w:w="1304"/>
+          </w:tcPr>
+          <w:p>
+            <w:r/>
+            <w:r>
+              <w:rPr>
+                <w:sz w:val="19"/>
+              </w:rPr>
+              <w:t>92</w:t>
+            </w:r>
+          </w:p>
+        </w:tc>
+        <w:tc>
+          <w:tcPr>
+            <w:tcW w:type="dxa" w:w="1304"/>
+          </w:tcPr>
+          <w:p>
+            <w:r/>
+            <w:r>
+              <w:rPr>
+                <w:sz w:val="19"/>
+              </w:rPr>
+              <w:t>92</w:t>
+            </w:r>
+          </w:p>
+        </w:tc>
+        <w:tc>
+          <w:tcPr>
+            <w:tcW w:type="dxa" w:w="1304"/>
+          </w:tcPr>
+          <w:p>
+            <w:r/>
+            <w:r>
+              <w:rPr>
+                <w:sz w:val="19"/>
+              </w:rPr>
+              <w:t>89</w:t>
+            </w:r>
+          </w:p>
+        </w:tc>
+      </w:tr>
+      <w:tr>
+        <w:tc>
+          <w:tcPr>
+            <w:tcW w:type="dxa" w:w="907"/>
+          </w:tcPr>
+          <w:p>
+            <w:r/>
+            <w:r>
+              <w:rPr>
+                <w:sz w:val="19"/>
+              </w:rPr>
+              <w:t>3月</w:t>
+            </w:r>
+          </w:p>
+        </w:tc>
+        <w:tc>
+          <w:tcPr>
+            <w:tcW w:type="dxa" w:w="907"/>
+          </w:tcPr>
+          <w:p>
+            <w:r/>
+            <w:r>
+              <w:rPr>
+                <w:sz w:val="19"/>
+              </w:rPr>
+              <w:t>17</w:t>
+            </w:r>
+          </w:p>
+        </w:tc>
+        <w:tc>
+          <w:tcPr>
+            <w:tcW w:type="dxa" w:w="1304"/>
+          </w:tcPr>
+          <w:p>
+            <w:r/>
+            <w:r>
+              <w:rPr>
+                <w:sz w:val="19"/>
+              </w:rPr>
+              <w:t>73.7</w:t>
+            </w:r>
+          </w:p>
+        </w:tc>
+        <w:tc>
+          <w:tcPr>
+            <w:tcW w:type="dxa" w:w="1304"/>
+          </w:tcPr>
+          <w:p>
+            <w:r/>
+            <w:r>
+              <w:rPr>
+                <w:sz w:val="19"/>
+              </w:rPr>
+              <w:t>77.7</w:t>
+            </w:r>
+          </w:p>
+        </w:tc>
+        <w:tc>
+          <w:tcPr>
+            <w:tcW w:type="dxa" w:w="1304"/>
+          </w:tcPr>
+          <w:p>
+            <w:r/>
+            <w:r>
+              <w:rPr>
+                <w:sz w:val="19"/>
+              </w:rPr>
+              <w:t>20.2</w:t>
+            </w:r>
+          </w:p>
+        </w:tc>
+        <w:tc>
+          <w:tcPr>
+            <w:tcW w:type="dxa" w:w="1304"/>
+          </w:tcPr>
+          <w:p>
+            <w:r/>
+            <w:r>
+              <w:rPr>
+                <w:sz w:val="19"/>
+              </w:rPr>
+              <w:t>81</w:t>
+            </w:r>
+          </w:p>
+        </w:tc>
+        <w:tc>
+          <w:tcPr>
+            <w:tcW w:type="dxa" w:w="1304"/>
+          </w:tcPr>
+          <w:p>
+            <w:r/>
+            <w:r>
+              <w:rPr>
+                <w:sz w:val="19"/>
+              </w:rPr>
+              <w:t>85</w:t>
+            </w:r>
+          </w:p>
+        </w:tc>
+        <w:tc>
+          <w:tcPr>
+            <w:tcW w:type="dxa" w:w="1304"/>
+          </w:tcPr>
+          <w:p>
+            <w:r/>
+            <w:r>
+              <w:rPr>
+                <w:sz w:val="19"/>
+              </w:rPr>
+              <w:t>22</w:t>
+            </w:r>
+          </w:p>
+        </w:tc>
+      </w:tr>
+      <w:tr>
+        <w:tc>
+          <w:tcPr>
+            <w:tcW w:type="dxa" w:w="907"/>
+          </w:tcPr>
+          <w:p>
+            <w:r/>
+            <w:r>
+              <w:rPr>
+                <w:sz w:val="19"/>
+              </w:rPr>
+              <w:t>計</w:t>
+            </w:r>
+          </w:p>
+        </w:tc>
+        <w:tc>
+          <w:tcPr>
+            <w:tcW w:type="dxa" w:w="907"/>
+          </w:tcPr>
+          <w:p>
+            <w:r/>
+            <w:r>
+              <w:rPr>
+                <w:sz w:val="19"/>
+              </w:rPr>
+              <w:t>197</w:t>
+            </w:r>
+          </w:p>
+        </w:tc>
+        <w:tc>
+          <w:tcPr>
+            <w:tcW w:type="dxa" w:w="1304"/>
+          </w:tcPr>
+          <w:p>
+            <w:r/>
+            <w:r>
+              <w:rPr>
+                <w:sz w:val="19"/>
+              </w:rPr>
+              <w:t>921.8</w:t>
+            </w:r>
+          </w:p>
+        </w:tc>
+        <w:tc>
+          <w:tcPr>
+            <w:tcW w:type="dxa" w:w="1304"/>
+          </w:tcPr>
+          <w:p>
+            <w:r/>
+            <w:r>
+              <w:rPr>
+                <w:sz w:val="19"/>
+              </w:rPr>
+              <w:t>923.8</w:t>
+            </w:r>
+          </w:p>
+        </w:tc>
+        <w:tc>
+          <w:tcPr>
+            <w:tcW w:type="dxa" w:w="1304"/>
+          </w:tcPr>
+          <w:p>
+            <w:r/>
+            <w:r>
+              <w:rPr>
+                <w:sz w:val="19"/>
+              </w:rPr>
+              <w:t>843.3</w:t>
+            </w:r>
+          </w:p>
+        </w:tc>
+        <w:tc>
+          <w:tcPr>
+            <w:tcW w:type="dxa" w:w="1304"/>
+          </w:tcPr>
+          <w:p>
+            <w:r/>
+            <w:r>
+              <w:rPr>
+                <w:sz w:val="19"/>
+              </w:rPr>
+              <w:t>992</w:t>
+            </w:r>
+          </w:p>
+        </w:tc>
+        <w:tc>
+          <w:tcPr>
+            <w:tcW w:type="dxa" w:w="1304"/>
+          </w:tcPr>
+          <w:p>
+            <w:r/>
+            <w:r>
+              <w:rPr>
+                <w:sz w:val="19"/>
+              </w:rPr>
+              <w:t>994</w:t>
+            </w:r>
+          </w:p>
+        </w:tc>
+        <w:tc>
+          <w:tcPr>
+            <w:tcW w:type="dxa" w:w="1304"/>
+          </w:tcPr>
+          <w:p>
+            <w:r/>
+            <w:r>
+              <w:rPr>
+                <w:sz w:val="19"/>
+              </w:rPr>
+              <w:t>907</w:t>
+            </w:r>
+          </w:p>
+        </w:tc>
+      </w:tr>
+    </w:tbl>
+    <w:p>
+      <w:pPr>
+        <w:spacing w:after="40"/>
+      </w:pPr>
+    </w:p>
+    <w:p>
+      <w:pPr>
+        <w:pStyle w:val="Heading2"/>
+      </w:pPr>
+      <w:r>
+        <w:t>数え方による違い</w:t>
+      </w:r>
+    </w:p>
     <w:tbl>
       <w:tblPr>
         <w:tblStyle w:val="TableGrid"/>
@@ -795,7 +2331,7 @@
       <w:tr>
         <w:tc>
           <w:tcPr>
-            <w:tcW w:type="dxa" w:w="1701"/>
+            <w:tcW w:type="dxa" w:w="1134"/>
             <w:shd w:val="clear" w:color="auto" w:fill="D9E2F3"/>
           </w:tcPr>
           <w:p>
@@ -805,7 +2341,38 @@
                 <w:b/>
                 <w:sz w:val="19"/>
               </w:rPr>
-              <w:t>月</w:t>
+            </w:r>
+          </w:p>
+        </w:tc>
+        <w:tc>
+          <w:tcPr>
+            <w:tcW w:type="dxa" w:w="1984"/>
+            <w:shd w:val="clear" w:color="auto" w:fill="D9E2F3"/>
+          </w:tcPr>
+          <w:p>
+            <w:r/>
+            <w:r>
+              <w:rPr>
+                <w:b/>
+                <w:sz w:val="19"/>
+              </w:rPr>
+              <w:t>50分換算</w:t>
+            </w:r>
+          </w:p>
+        </w:tc>
+        <w:tc>
+          <w:tcPr>
+            <w:tcW w:type="dxa" w:w="1984"/>
+            <w:shd w:val="clear" w:color="auto" w:fill="D9E2F3"/>
+          </w:tcPr>
+          <w:p>
+            <w:r/>
+            <w:r>
+              <w:rPr>
+                <w:b/>
+                <w:sz w:val="19"/>
+              </w:rPr>
+              <w:t>1コマ＝1.0</w:t>
             </w:r>
           </w:p>
         </w:tc>
@@ -821,13 +2388,13 @@
                 <w:b/>
                 <w:sz w:val="19"/>
               </w:rPr>
-              <w:t>授業日数</w:t>
+              <w:t>差</w:t>
             </w:r>
           </w:p>
         </w:tc>
         <w:tc>
           <w:tcPr>
-            <w:tcW w:type="dxa" w:w="2041"/>
+            <w:tcW w:type="dxa" w:w="2835"/>
             <w:shd w:val="clear" w:color="auto" w:fill="D9E2F3"/>
           </w:tcPr>
           <w:p>
@@ -837,39 +2404,7 @@
                 <w:b/>
                 <w:sz w:val="19"/>
               </w:rPr>
-              <w:t>1年</w:t>
-            </w:r>
-          </w:p>
-        </w:tc>
-        <w:tc>
-          <w:tcPr>
-            <w:tcW w:type="dxa" w:w="2041"/>
-            <w:shd w:val="clear" w:color="auto" w:fill="D9E2F3"/>
-          </w:tcPr>
-          <w:p>
-            <w:r/>
-            <w:r>
-              <w:rPr>
-                <w:b/>
-                <w:sz w:val="19"/>
-              </w:rPr>
-              <w:t>2年</w:t>
-            </w:r>
-          </w:p>
-        </w:tc>
-        <w:tc>
-          <w:tcPr>
-            <w:tcW w:type="dxa" w:w="2041"/>
-            <w:shd w:val="clear" w:color="auto" w:fill="D9E2F3"/>
-          </w:tcPr>
-          <w:p>
-            <w:r/>
-            <w:r>
-              <w:rPr>
-                <w:b/>
-                <w:sz w:val="19"/>
-              </w:rPr>
-              <w:t>3年</w:t>
+              <w:t>1015との差（1コマ＝1.0）</w:t>
             </w:r>
           </w:p>
         </w:tc>
@@ -877,7 +2412,7 @@
       <w:tr>
         <w:tc>
           <w:tcPr>
-            <w:tcW w:type="dxa" w:w="1701"/>
+            <w:tcW w:type="dxa" w:w="1134"/>
           </w:tcPr>
           <w:p>
             <w:r/>
@@ -885,7 +2420,35 @@
               <w:rPr>
                 <w:sz w:val="19"/>
               </w:rPr>
-              <w:t>4月</w:t>
+              <w:t>1年</w:t>
+            </w:r>
+          </w:p>
+        </w:tc>
+        <w:tc>
+          <w:tcPr>
+            <w:tcW w:type="dxa" w:w="1984"/>
+          </w:tcPr>
+          <w:p>
+            <w:r/>
+            <w:r>
+              <w:rPr>
+                <w:sz w:val="19"/>
+              </w:rPr>
+              <w:t>921.8</w:t>
+            </w:r>
+          </w:p>
+        </w:tc>
+        <w:tc>
+          <w:tcPr>
+            <w:tcW w:type="dxa" w:w="1984"/>
+          </w:tcPr>
+          <w:p>
+            <w:r/>
+            <w:r>
+              <w:rPr>
+                <w:sz w:val="19"/>
+              </w:rPr>
+              <w:t>992</w:t>
             </w:r>
           </w:p>
         </w:tc>
@@ -899,13 +2462,13 @@
               <w:rPr>
                 <w:sz w:val="19"/>
               </w:rPr>
-              <w:t>18</w:t>
+              <w:t>+70.2</w:t>
             </w:r>
           </w:p>
         </w:tc>
         <w:tc>
           <w:tcPr>
-            <w:tcW w:type="dxa" w:w="2041"/>
+            <w:tcW w:type="dxa" w:w="2835"/>
           </w:tcPr>
           <w:p>
             <w:r/>
@@ -913,13 +2476,15 @@
               <w:rPr>
                 <w:sz w:val="19"/>
               </w:rPr>
-              <w:t>78.9</w:t>
+              <w:t>−23</w:t>
             </w:r>
           </w:p>
         </w:tc>
+      </w:tr>
+      <w:tr>
         <w:tc>
           <w:tcPr>
-            <w:tcW w:type="dxa" w:w="2041"/>
+            <w:tcW w:type="dxa" w:w="1134"/>
           </w:tcPr>
           <w:p>
             <w:r/>
@@ -927,13 +2492,13 @@
               <w:rPr>
                 <w:sz w:val="19"/>
               </w:rPr>
-              <w:t>78.9</w:t>
+              <w:t>2年</w:t>
             </w:r>
           </w:p>
         </w:tc>
         <w:tc>
           <w:tcPr>
-            <w:tcW w:type="dxa" w:w="2041"/>
+            <w:tcW w:type="dxa" w:w="1984"/>
           </w:tcPr>
           <w:p>
             <w:r/>
@@ -941,15 +2506,13 @@
               <w:rPr>
                 <w:sz w:val="19"/>
               </w:rPr>
-              <w:t>78.9</w:t>
+              <w:t>923.8</w:t>
             </w:r>
           </w:p>
         </w:tc>
-      </w:tr>
-      <w:tr>
         <w:tc>
           <w:tcPr>
-            <w:tcW w:type="dxa" w:w="1701"/>
+            <w:tcW w:type="dxa" w:w="1984"/>
           </w:tcPr>
           <w:p>
             <w:r/>
@@ -957,7 +2520,7 @@
               <w:rPr>
                 <w:sz w:val="19"/>
               </w:rPr>
-              <w:t>5月</w:t>
+              <w:t>994</w:t>
             </w:r>
           </w:p>
         </w:tc>
@@ -971,13 +2534,13 @@
               <w:rPr>
                 <w:sz w:val="19"/>
               </w:rPr>
-              <w:t>18</w:t>
+              <w:t>+70.2</w:t>
             </w:r>
           </w:p>
         </w:tc>
         <w:tc>
           <w:tcPr>
-            <w:tcW w:type="dxa" w:w="2041"/>
+            <w:tcW w:type="dxa" w:w="2835"/>
           </w:tcPr>
           <w:p>
             <w:r/>
@@ -985,13 +2548,15 @@
               <w:rPr>
                 <w:sz w:val="19"/>
               </w:rPr>
-              <w:t>89.0</w:t>
+              <w:t>−21</w:t>
             </w:r>
           </w:p>
         </w:tc>
+      </w:tr>
+      <w:tr>
         <w:tc>
           <w:tcPr>
-            <w:tcW w:type="dxa" w:w="2041"/>
+            <w:tcW w:type="dxa" w:w="1134"/>
           </w:tcPr>
           <w:p>
             <w:r/>
@@ -999,13 +2564,13 @@
               <w:rPr>
                 <w:sz w:val="19"/>
               </w:rPr>
-              <w:t>86.0</w:t>
+              <w:t>3年</w:t>
             </w:r>
           </w:p>
         </w:tc>
         <w:tc>
           <w:tcPr>
-            <w:tcW w:type="dxa" w:w="2041"/>
+            <w:tcW w:type="dxa" w:w="1984"/>
           </w:tcPr>
           <w:p>
             <w:r/>
@@ -1013,15 +2578,13 @@
               <w:rPr>
                 <w:sz w:val="19"/>
               </w:rPr>
-              <w:t>89.0</w:t>
+              <w:t>843.3</w:t>
             </w:r>
           </w:p>
         </w:tc>
-      </w:tr>
-      <w:tr>
         <w:tc>
           <w:tcPr>
-            <w:tcW w:type="dxa" w:w="1701"/>
+            <w:tcW w:type="dxa" w:w="1984"/>
           </w:tcPr>
           <w:p>
             <w:r/>
@@ -1029,7 +2592,7 @@
               <w:rPr>
                 <w:sz w:val="19"/>
               </w:rPr>
-              <w:t>6月</w:t>
+              <w:t>907</w:t>
             </w:r>
           </w:p>
         </w:tc>
@@ -1043,13 +2606,13 @@
               <w:rPr>
                 <w:sz w:val="19"/>
               </w:rPr>
-              <w:t>22</w:t>
+              <w:t>+63.7</w:t>
             </w:r>
           </w:p>
         </w:tc>
         <w:tc>
           <w:tcPr>
-            <w:tcW w:type="dxa" w:w="2041"/>
+            <w:tcW w:type="dxa" w:w="2835"/>
           </w:tcPr>
           <w:p>
             <w:r/>
@@ -1057,683 +2620,7 @@
               <w:rPr>
                 <w:sz w:val="19"/>
               </w:rPr>
-              <w:t>100.1</w:t>
-            </w:r>
-          </w:p>
-        </w:tc>
-        <w:tc>
-          <w:tcPr>
-            <w:tcW w:type="dxa" w:w="2041"/>
-          </w:tcPr>
-          <w:p>
-            <w:r/>
-            <w:r>
-              <w:rPr>
-                <w:sz w:val="19"/>
-              </w:rPr>
-              <w:t>100.1</w:t>
-            </w:r>
-          </w:p>
-        </w:tc>
-        <w:tc>
-          <w:tcPr>
-            <w:tcW w:type="dxa" w:w="2041"/>
-          </w:tcPr>
-          <w:p>
-            <w:r/>
-            <w:r>
-              <w:rPr>
-                <w:sz w:val="19"/>
-              </w:rPr>
-              <w:t>92.4</w:t>
-            </w:r>
-          </w:p>
-        </w:tc>
-      </w:tr>
-      <w:tr>
-        <w:tc>
-          <w:tcPr>
-            <w:tcW w:type="dxa" w:w="1701"/>
-          </w:tcPr>
-          <w:p>
-            <w:r/>
-            <w:r>
-              <w:rPr>
-                <w:sz w:val="19"/>
-              </w:rPr>
-              <w:t>7月</w:t>
-            </w:r>
-          </w:p>
-        </w:tc>
-        <w:tc>
-          <w:tcPr>
-            <w:tcW w:type="dxa" w:w="1701"/>
-          </w:tcPr>
-          <w:p>
-            <w:r/>
-            <w:r>
-              <w:rPr>
-                <w:sz w:val="19"/>
-              </w:rPr>
-              <w:t>13</w:t>
-            </w:r>
-          </w:p>
-        </w:tc>
-        <w:tc>
-          <w:tcPr>
-            <w:tcW w:type="dxa" w:w="2041"/>
-          </w:tcPr>
-          <w:p>
-            <w:r/>
-            <w:r>
-              <w:rPr>
-                <w:sz w:val="19"/>
-              </w:rPr>
-              <w:t>56.0</w:t>
-            </w:r>
-          </w:p>
-        </w:tc>
-        <w:tc>
-          <w:tcPr>
-            <w:tcW w:type="dxa" w:w="2041"/>
-          </w:tcPr>
-          <w:p>
-            <w:r/>
-            <w:r>
-              <w:rPr>
-                <w:sz w:val="19"/>
-              </w:rPr>
-              <w:t>56.0</w:t>
-            </w:r>
-          </w:p>
-        </w:tc>
-        <w:tc>
-          <w:tcPr>
-            <w:tcW w:type="dxa" w:w="2041"/>
-          </w:tcPr>
-          <w:p>
-            <w:r/>
-            <w:r>
-              <w:rPr>
-                <w:sz w:val="19"/>
-              </w:rPr>
-              <w:t>56.0</w:t>
-            </w:r>
-          </w:p>
-        </w:tc>
-      </w:tr>
-      <w:tr>
-        <w:tc>
-          <w:tcPr>
-            <w:tcW w:type="dxa" w:w="1701"/>
-          </w:tcPr>
-          <w:p>
-            <w:r/>
-            <w:r>
-              <w:rPr>
-                <w:sz w:val="19"/>
-              </w:rPr>
-              <w:t>9月</w:t>
-            </w:r>
-          </w:p>
-        </w:tc>
-        <w:tc>
-          <w:tcPr>
-            <w:tcW w:type="dxa" w:w="1701"/>
-          </w:tcPr>
-          <w:p>
-            <w:r/>
-            <w:r>
-              <w:rPr>
-                <w:sz w:val="19"/>
-              </w:rPr>
-              <w:t>19</w:t>
-            </w:r>
-          </w:p>
-        </w:tc>
-        <w:tc>
-          <w:tcPr>
-            <w:tcW w:type="dxa" w:w="2041"/>
-          </w:tcPr>
-          <w:p>
-            <w:r/>
-            <w:r>
-              <w:rPr>
-                <w:sz w:val="19"/>
-              </w:rPr>
-              <w:t>87.1</w:t>
-            </w:r>
-          </w:p>
-        </w:tc>
-        <w:tc>
-          <w:tcPr>
-            <w:tcW w:type="dxa" w:w="2041"/>
-          </w:tcPr>
-          <w:p>
-            <w:r/>
-            <w:r>
-              <w:rPr>
-                <w:sz w:val="19"/>
-              </w:rPr>
-              <w:t>87.1</w:t>
-            </w:r>
-          </w:p>
-        </w:tc>
-        <w:tc>
-          <w:tcPr>
-            <w:tcW w:type="dxa" w:w="2041"/>
-          </w:tcPr>
-          <w:p>
-            <w:r/>
-            <w:r>
-              <w:rPr>
-                <w:sz w:val="19"/>
-              </w:rPr>
-              <w:t>87.1</w:t>
-            </w:r>
-          </w:p>
-        </w:tc>
-      </w:tr>
-      <w:tr>
-        <w:tc>
-          <w:tcPr>
-            <w:tcW w:type="dxa" w:w="1701"/>
-          </w:tcPr>
-          <w:p>
-            <w:r/>
-            <w:r>
-              <w:rPr>
-                <w:sz w:val="19"/>
-              </w:rPr>
-              <w:t>10月</w:t>
-            </w:r>
-          </w:p>
-        </w:tc>
-        <w:tc>
-          <w:tcPr>
-            <w:tcW w:type="dxa" w:w="1701"/>
-          </w:tcPr>
-          <w:p>
-            <w:r/>
-            <w:r>
-              <w:rPr>
-                <w:sz w:val="19"/>
-              </w:rPr>
-              <w:t>21</w:t>
-            </w:r>
-          </w:p>
-        </w:tc>
-        <w:tc>
-          <w:tcPr>
-            <w:tcW w:type="dxa" w:w="2041"/>
-          </w:tcPr>
-          <w:p>
-            <w:r/>
-            <w:r>
-              <w:rPr>
-                <w:sz w:val="19"/>
-              </w:rPr>
-              <w:t>108.5</w:t>
-            </w:r>
-          </w:p>
-        </w:tc>
-        <w:tc>
-          <w:tcPr>
-            <w:tcW w:type="dxa" w:w="2041"/>
-          </w:tcPr>
-          <w:p>
-            <w:r/>
-            <w:r>
-              <w:rPr>
-                <w:sz w:val="19"/>
-              </w:rPr>
-              <w:t>108.5</w:t>
-            </w:r>
-          </w:p>
-        </w:tc>
-        <w:tc>
-          <w:tcPr>
-            <w:tcW w:type="dxa" w:w="2041"/>
-          </w:tcPr>
-          <w:p>
-            <w:r/>
-            <w:r>
-              <w:rPr>
-                <w:sz w:val="19"/>
-              </w:rPr>
-              <w:t>108.5</w:t>
-            </w:r>
-          </w:p>
-        </w:tc>
-      </w:tr>
-      <w:tr>
-        <w:tc>
-          <w:tcPr>
-            <w:tcW w:type="dxa" w:w="1701"/>
-          </w:tcPr>
-          <w:p>
-            <w:r/>
-            <w:r>
-              <w:rPr>
-                <w:sz w:val="19"/>
-              </w:rPr>
-              <w:t>11月</w:t>
-            </w:r>
-          </w:p>
-        </w:tc>
-        <w:tc>
-          <w:tcPr>
-            <w:tcW w:type="dxa" w:w="1701"/>
-          </w:tcPr>
-          <w:p>
-            <w:r/>
-            <w:r>
-              <w:rPr>
-                <w:sz w:val="19"/>
-              </w:rPr>
-              <w:t>18</w:t>
-            </w:r>
-          </w:p>
-        </w:tc>
-        <w:tc>
-          <w:tcPr>
-            <w:tcW w:type="dxa" w:w="2041"/>
-          </w:tcPr>
-          <w:p>
-            <w:r/>
-            <w:r>
-              <w:rPr>
-                <w:sz w:val="19"/>
-              </w:rPr>
-              <w:t>79.3</w:t>
-            </w:r>
-          </w:p>
-        </w:tc>
-        <w:tc>
-          <w:tcPr>
-            <w:tcW w:type="dxa" w:w="2041"/>
-          </w:tcPr>
-          <w:p>
-            <w:r/>
-            <w:r>
-              <w:rPr>
-                <w:sz w:val="19"/>
-              </w:rPr>
-              <w:t>79.3</w:t>
-            </w:r>
-          </w:p>
-        </w:tc>
-        <w:tc>
-          <w:tcPr>
-            <w:tcW w:type="dxa" w:w="2041"/>
-          </w:tcPr>
-          <w:p>
-            <w:r/>
-            <w:r>
-              <w:rPr>
-                <w:sz w:val="19"/>
-              </w:rPr>
-              <w:t>79.3</w:t>
-            </w:r>
-          </w:p>
-        </w:tc>
-      </w:tr>
-      <w:tr>
-        <w:tc>
-          <w:tcPr>
-            <w:tcW w:type="dxa" w:w="1701"/>
-          </w:tcPr>
-          <w:p>
-            <w:r/>
-            <w:r>
-              <w:rPr>
-                <w:sz w:val="19"/>
-              </w:rPr>
-              <w:t>12月</w:t>
-            </w:r>
-          </w:p>
-        </w:tc>
-        <w:tc>
-          <w:tcPr>
-            <w:tcW w:type="dxa" w:w="1701"/>
-          </w:tcPr>
-          <w:p>
-            <w:r/>
-            <w:r>
-              <w:rPr>
-                <w:sz w:val="19"/>
-              </w:rPr>
-              <w:t>17</w:t>
-            </w:r>
-          </w:p>
-        </w:tc>
-        <w:tc>
-          <w:tcPr>
-            <w:tcW w:type="dxa" w:w="2041"/>
-          </w:tcPr>
-          <w:p>
-            <w:r/>
-            <w:r>
-              <w:rPr>
-                <w:sz w:val="19"/>
-              </w:rPr>
-              <w:t>80.4</w:t>
-            </w:r>
-          </w:p>
-        </w:tc>
-        <w:tc>
-          <w:tcPr>
-            <w:tcW w:type="dxa" w:w="2041"/>
-          </w:tcPr>
-          <w:p>
-            <w:r/>
-            <w:r>
-              <w:rPr>
-                <w:sz w:val="19"/>
-              </w:rPr>
-              <w:t>80.4</w:t>
-            </w:r>
-          </w:p>
-        </w:tc>
-        <w:tc>
-          <w:tcPr>
-            <w:tcW w:type="dxa" w:w="2041"/>
-          </w:tcPr>
-          <w:p>
-            <w:r/>
-            <w:r>
-              <w:rPr>
-                <w:sz w:val="19"/>
-              </w:rPr>
-              <w:t>80.4</w:t>
-            </w:r>
-          </w:p>
-        </w:tc>
-      </w:tr>
-      <w:tr>
-        <w:tc>
-          <w:tcPr>
-            <w:tcW w:type="dxa" w:w="1701"/>
-          </w:tcPr>
-          <w:p>
-            <w:r/>
-            <w:r>
-              <w:rPr>
-                <w:sz w:val="19"/>
-              </w:rPr>
-              <w:t>1月</w:t>
-            </w:r>
-          </w:p>
-        </w:tc>
-        <w:tc>
-          <w:tcPr>
-            <w:tcW w:type="dxa" w:w="1701"/>
-          </w:tcPr>
-          <w:p>
-            <w:r/>
-            <w:r>
-              <w:rPr>
-                <w:sz w:val="19"/>
-              </w:rPr>
-              <w:t>16</w:t>
-            </w:r>
-          </w:p>
-        </w:tc>
-        <w:tc>
-          <w:tcPr>
-            <w:tcW w:type="dxa" w:w="2041"/>
-          </w:tcPr>
-          <w:p>
-            <w:r/>
-            <w:r>
-              <w:rPr>
-                <w:sz w:val="19"/>
-              </w:rPr>
-              <w:t>81.0</w:t>
-            </w:r>
-          </w:p>
-        </w:tc>
-        <w:tc>
-          <w:tcPr>
-            <w:tcW w:type="dxa" w:w="2041"/>
-          </w:tcPr>
-          <w:p>
-            <w:r/>
-            <w:r>
-              <w:rPr>
-                <w:sz w:val="19"/>
-              </w:rPr>
-              <w:t>82.0</w:t>
-            </w:r>
-          </w:p>
-        </w:tc>
-        <w:tc>
-          <w:tcPr>
-            <w:tcW w:type="dxa" w:w="2041"/>
-          </w:tcPr>
-          <w:p>
-            <w:r/>
-            <w:r>
-              <w:rPr>
-                <w:sz w:val="19"/>
-              </w:rPr>
-              <w:t>66.7</w:t>
-            </w:r>
-          </w:p>
-        </w:tc>
-      </w:tr>
-      <w:tr>
-        <w:tc>
-          <w:tcPr>
-            <w:tcW w:type="dxa" w:w="1701"/>
-          </w:tcPr>
-          <w:p>
-            <w:r/>
-            <w:r>
-              <w:rPr>
-                <w:sz w:val="19"/>
-              </w:rPr>
-              <w:t>2月</w:t>
-            </w:r>
-          </w:p>
-        </w:tc>
-        <w:tc>
-          <w:tcPr>
-            <w:tcW w:type="dxa" w:w="1701"/>
-          </w:tcPr>
-          <w:p>
-            <w:r/>
-            <w:r>
-              <w:rPr>
-                <w:sz w:val="19"/>
-              </w:rPr>
-              <w:t>18</w:t>
-            </w:r>
-          </w:p>
-        </w:tc>
-        <w:tc>
-          <w:tcPr>
-            <w:tcW w:type="dxa" w:w="2041"/>
-          </w:tcPr>
-          <w:p>
-            <w:r/>
-            <w:r>
-              <w:rPr>
-                <w:sz w:val="19"/>
-              </w:rPr>
-              <w:t>87.8</w:t>
-            </w:r>
-          </w:p>
-        </w:tc>
-        <w:tc>
-          <w:tcPr>
-            <w:tcW w:type="dxa" w:w="2041"/>
-          </w:tcPr>
-          <w:p>
-            <w:r/>
-            <w:r>
-              <w:rPr>
-                <w:sz w:val="19"/>
-              </w:rPr>
-              <w:t>87.8</w:t>
-            </w:r>
-          </w:p>
-        </w:tc>
-        <w:tc>
-          <w:tcPr>
-            <w:tcW w:type="dxa" w:w="2041"/>
-          </w:tcPr>
-          <w:p>
-            <w:r/>
-            <w:r>
-              <w:rPr>
-                <w:sz w:val="19"/>
-              </w:rPr>
-              <w:t>84.8</w:t>
-            </w:r>
-          </w:p>
-        </w:tc>
-      </w:tr>
-      <w:tr>
-        <w:tc>
-          <w:tcPr>
-            <w:tcW w:type="dxa" w:w="1701"/>
-          </w:tcPr>
-          <w:p>
-            <w:r/>
-            <w:r>
-              <w:rPr>
-                <w:sz w:val="19"/>
-              </w:rPr>
-              <w:t>3月</w:t>
-            </w:r>
-          </w:p>
-        </w:tc>
-        <w:tc>
-          <w:tcPr>
-            <w:tcW w:type="dxa" w:w="1701"/>
-          </w:tcPr>
-          <w:p>
-            <w:r/>
-            <w:r>
-              <w:rPr>
-                <w:sz w:val="19"/>
-              </w:rPr>
-              <w:t>17</w:t>
-            </w:r>
-          </w:p>
-        </w:tc>
-        <w:tc>
-          <w:tcPr>
-            <w:tcW w:type="dxa" w:w="2041"/>
-          </w:tcPr>
-          <w:p>
-            <w:r/>
-            <w:r>
-              <w:rPr>
-                <w:sz w:val="19"/>
-              </w:rPr>
-              <w:t>73.7</w:t>
-            </w:r>
-          </w:p>
-        </w:tc>
-        <w:tc>
-          <w:tcPr>
-            <w:tcW w:type="dxa" w:w="2041"/>
-          </w:tcPr>
-          <w:p>
-            <w:r/>
-            <w:r>
-              <w:rPr>
-                <w:sz w:val="19"/>
-              </w:rPr>
-              <w:t>77.7</w:t>
-            </w:r>
-          </w:p>
-        </w:tc>
-        <w:tc>
-          <w:tcPr>
-            <w:tcW w:type="dxa" w:w="2041"/>
-          </w:tcPr>
-          <w:p>
-            <w:r/>
-            <w:r>
-              <w:rPr>
-                <w:sz w:val="19"/>
-              </w:rPr>
-              <w:t>20.2</w:t>
-            </w:r>
-          </w:p>
-        </w:tc>
-      </w:tr>
-      <w:tr>
-        <w:tc>
-          <w:tcPr>
-            <w:tcW w:type="dxa" w:w="1701"/>
-          </w:tcPr>
-          <w:p>
-            <w:r/>
-            <w:r>
-              <w:rPr>
-                <w:sz w:val="19"/>
-              </w:rPr>
-              <w:t>計</w:t>
-            </w:r>
-          </w:p>
-        </w:tc>
-        <w:tc>
-          <w:tcPr>
-            <w:tcW w:type="dxa" w:w="1701"/>
-          </w:tcPr>
-          <w:p>
-            <w:r/>
-            <w:r>
-              <w:rPr>
-                <w:sz w:val="19"/>
-              </w:rPr>
-              <w:t>197</w:t>
-            </w:r>
-          </w:p>
-        </w:tc>
-        <w:tc>
-          <w:tcPr>
-            <w:tcW w:type="dxa" w:w="2041"/>
-          </w:tcPr>
-          <w:p>
-            <w:r/>
-            <w:r>
-              <w:rPr>
-                <w:sz w:val="19"/>
-              </w:rPr>
-              <w:t>921.8</w:t>
-            </w:r>
-          </w:p>
-        </w:tc>
-        <w:tc>
-          <w:tcPr>
-            <w:tcW w:type="dxa" w:w="2041"/>
-          </w:tcPr>
-          <w:p>
-            <w:r/>
-            <w:r>
-              <w:rPr>
-                <w:sz w:val="19"/>
-              </w:rPr>
-              <w:t>923.8</w:t>
-            </w:r>
-          </w:p>
-        </w:tc>
-        <w:tc>
-          <w:tcPr>
-            <w:tcW w:type="dxa" w:w="2041"/>
-          </w:tcPr>
-          <w:p>
-            <w:r/>
-            <w:r>
-              <w:rPr>
-                <w:sz w:val="19"/>
-              </w:rPr>
-              <w:t>843.3</w:t>
+              <w:t>−108</w:t>
             </w:r>
           </w:p>
         </w:tc>
@@ -1743,6 +2630,14 @@
       <w:pPr>
         <w:spacing w:after="40"/>
       </w:pPr>
+    </w:p>
+    <w:p>
+      <w:pPr>
+        <w:spacing w:after="60"/>
+      </w:pPr>
+      <w:r>
+        <w:t>学習指導要領の授業時数は1単位時間を50分として数えるため、45分授業を1.0と数えるのは公式な数え方ではない。教委への報告や申請には50分換算を用いる。1コマ＝1.0で数えても、1・2年は1015に約22足りない。</w:t>
+      </w:r>
     </w:p>
     <w:p>
       <w:pPr>
